--- a/08_组员资料/成员4_Part4_交付/ID-Coo_报告提交框架_EN.docx
+++ b/08_组员资料/成员4_Part4_交付/ID-Coo_报告提交框架_EN.docx
@@ -3770,10 +3770,26 @@
     </w:p>
     <w:p>
       <w:pPr>
+        <w:jc w:val="left"/>
+      </w:pPr>
+      <w:r>
+        <w:t>Version 1 uses one buffer and one detection section; extra forward sections add waiting capacity, not throughput, and add gates and failure points. Adjustable commercial alleys (≈526–800 mm wide, 8 ft and 10 ft modules) indicate the structural envelope [13], [14]. Section length, clear width and antenna height follow CIGR standard dimensions for the target breed — adult Holstein–Friesian dairy cows: ≈1.44 m withers height, ≈1.75 m diagonal body length, ≈0.60 m chest width (650–749 kg) [26]; another breed later means re-parameterising the same table, not redesigning. Final dimensions and door swings come from the on-farm survey, and module length is never assumed to equal one animal's length. (UR8, UR9)</w:t>
+      </w:r>
+    </w:p>
+    <w:p>
+      <w:pPr>
+        <w:jc w:val="left"/>
+      </w:pPr>
+      <w:r>
+        <w:t xml:space="preserve">The review pen is a temporary holding area for manual verification, not a disease-isolation facility. It has an independent entry with anti-return control and a separate manual handling exit; gate H closes only after an animal has fully passed, and when the pen is full or the branch is blocked, intake stops and upstream pauses. </w:t>
+      </w:r>
+    </w:p>
+    <w:p>
+      <w:pPr>
         <w:jc w:val="center"/>
       </w:pPr>
       <w:r>
-        <w:t>Version 1 uses one buffer and one detection section; extra forward sections add waiting capacity, not throughput, and add gates and failure points. Adjustable commercial alleys (≈526–800 mm wide, 8 ft and 10 ft modules) indicate the structural envelope [13], [14]. Section length, clear width and antenna height follow CIGR standard dimensions for the target breed — adult Holstein–Friesian dairy cows: ≈1.44 m withers height, ≈1.75 m diagonal body length, ≈0.60 m chest width (650–749 kg) [26]; another breed later means re-parameterising the same table, not redesigning. Final dimensions, door swings and pen layout come from the on-farm survey, and module length is never assumed to equal one animal's length. (UR8, UR9)</w:t>
+        <w:t>Capacity follows C ≥ λq × th + Cm (anomaly rate × handling interval + margin) — an average-load relation that does not cover consecutive anomalies, so full-pen monitoring stays mandatory. The budget scenario reuses an existing pen of about six head; as a design floor, a sorting pen should hold at least one side of the milking parlour, with water, feed and lying space [26].</w:t>
       </w:r>
       <w:r/>
       <w:r>
@@ -4448,7 +4464,7 @@
         <w:jc w:val="left"/>
       </w:pPr>
       <w:r>
-        <w:t>Mechanical separation does not separate radio read zones: even with one animal in B, the antenna may pick up a neighbour's number, so read attribution is tested explicitly (10.7). A cracked tag housing with a working chip, or a missing non-electronic tag, lies outside automatic detection and needs visual inspection. (UR1–UR3, UR9)</w:t>
+        <w:t>Mechanical separation does not separate radio read zones: even with one animal in B, the antenna may pick up a neighbour's number, so read attribution is tested explicitly (10.7). A cracked tag housing with a working chip, or a missing non-electronic tag, needs visual inspection. (UR1–UR3, UR9)</w:t>
       </w:r>
     </w:p>
     <w:p>
@@ -6579,7 +6595,7 @@
         <w:jc w:val="left"/>
       </w:pPr>
       <w:r>
-        <w:t>Measured at each stage: confirmed-read accuracy and coverage separately, mis-diversion rate, exception-handling rate, exit consistency, takeover count and net labour time. Repeating the same herd is not an independent sample, and zero observed errors is not zero risk. Separation, read attribution and safe release are proven before economics; only then do scale-up or added automation follow. (UR1–UR10)</w:t>
+        <w:t>Measured at each stage: confirmed-read accuracy and coverage separately, mis-diversion rate, exception-handling rate, exit consistency, takeover count and net labour time. Repeating the same herd is not an independent sample, and zero observed errors is not zero risk; separation, read attribution and safe release are proven before economics. (UR1–UR10)</w:t>
       </w:r>
     </w:p>
     <w:p>

--- a/08_组员资料/成员4_Part4_交付/ID-Coo_报告提交框架_EN.docx
+++ b/08_组员资料/成员4_Part4_交付/ID-Coo_报告提交框架_EN.docx
@@ -3773,7 +3773,7 @@
         <w:jc w:val="left"/>
       </w:pPr>
       <w:r>
-        <w:t>Version 1 uses one buffer and one detection section; extra forward sections add waiting capacity, not throughput, and add gates and failure points. Adjustable commercial alleys (≈526–800 mm wide, 8 ft and 10 ft modules) indicate the structural envelope [13], [14]. Section length, clear width and antenna height follow CIGR standard dimensions for the target breed — adult Holstein–Friesian dairy cows: ≈1.44 m withers height, ≈1.75 m diagonal body length, ≈0.60 m chest width (650–749 kg) [26]; another breed later means re-parameterising the same table, not redesigning. Final dimensions and door swings come from the on-farm survey, and module length is never assumed to equal one animal's length. (UR8, UR9)</w:t>
+        <w:t>Version 1 uses one buffer and one detection section; extra forward sections add waiting capacity, not throughput, and add gates and failure points. Adjustable commercial alleys (≈526–800 mm wide, 8 ft and 10 ft modules) indicate the structural envelope [13], [14]. Section length, clear width and antenna height follow CIGR standard dimensions for the target breed — adult Holstein–Friesian dairy cows: ≈1.4 m withers height (CIGR standard 1.44 m in the 650–749 kg class [26]; field average 1.41 m from 1,054 Holstein–Friesian cows [27]), body length ≈1.71–1.75 m and chest width ≈0.60 m [26], [27]; another breed later means re-parameterising from the same tables, not redesigning. Final dimensions and door swings come from the on-farm survey, and module length is never assumed to equal one animal's length. (UR8, UR9)</w:t>
       </w:r>
     </w:p>
     <w:p>
@@ -3886,7 +3886,7 @@
         <w:t>uncertain</w:t>
       </w:r>
       <w:r>
-        <w:t xml:space="preserve"> — no echo, stale data or a device fault means uncertain, never empty, and one echo peak is never counted as one animal [15]. Sensors are evaluated for manufacturer-supported time-shifted transmission to limit crosstalk, with the added polling delay checked [16].</w:t>
+        <w:t xml:space="preserve"> — no echo, stale data or a device fault means uncertain, never empty, and one echo peak is never counted as one animal [15]. Sensors are evaluated for manufacturer-supported time-shifted transmission to limit crosstalk [16].</w:t>
       </w:r>
     </w:p>
     <w:tbl>

--- a/08_组员资料/成员4_Part4_交付/ID-Coo_报告提交框架_EN.docx
+++ b/08_组员资料/成员4_Part4_交付/ID-Coo_报告提交框架_EN.docx
@@ -2649,7 +2649,7 @@
         <w:jc w:val="left"/>
       </w:pPr>
       <w:r>
-        <w:t xml:space="preserve">The ten requirements below state what ID-Coo must do for the target farm. They are user needs, not design solutions — what must be achieved, not how (Section 10). Each is justified individually and traced to the constraints of Section 1, the consequences of Section 2 and the jobs, pains and gains of Section 3. All are </w:t>
+        <w:t xml:space="preserve">These ten requirements state what ID-Coo must do for the target farm — user needs, not design solutions: what must be achieved, not how (Section 10). Each is justified individually and traced to the constraints of Section 1, the consequences of Section 2 and the jobs, pains and gains of Section 3. All are </w:t>
       </w:r>
       <w:r>
         <w:rPr>
@@ -2857,7 +2857,7 @@
               <w:rPr>
                 <w:sz w:val="20"/>
               </w:rPr>
-              <w:t>Mis-bound records corrupt treatment, yield and breeding data and weaken milk-buyer controls (§2); reliable identity correspondence is the customer's core gain (§3)</w:t>
+              <w:t>Mis-bound records corrupt treatment, yield and breeding data and weaken milk-buyer controls (§2); reliable identity is the customer's core gain (§3)</w:t>
             </w:r>
           </w:p>
         </w:tc>
@@ -2949,7 +2949,7 @@
               <w:rPr>
                 <w:sz w:val="20"/>
               </w:rPr>
-              <w:t>Tags are lost, damaged or unreadable (19.8% cumulative over five years [6]); an unidentified animal must not silently re-enter the herd or be recorded under a guessed identity</w:t>
+              <w:t>Tags are lost, damaged or unreadable (19.8% cumulative over five years [6]); an unidentified animal must not re-enter the herd silently or be logged under a guessed identity</w:t>
             </w:r>
           </w:p>
         </w:tc>
@@ -3041,7 +3041,7 @@
               <w:rPr>
                 <w:sz w:val="20"/>
               </w:rPr>
-              <w:t>Cows bunch through handling gates and can yield two IDs at once; binding a neighbour's number to the current animal is a direct cause of misidentification (§2)</w:t>
+              <w:t>Cows bunch through gates and can yield two IDs at once; binding a neighbour's number to the current animal directly causes misidentification (§2)</w:t>
             </w:r>
           </w:p>
         </w:tc>
@@ -3133,7 +3133,7 @@
               <w:rPr>
                 <w:sz w:val="20"/>
               </w:rPr>
-              <w:t>Cattle handling carries injury and stress risk [8]; version 1 depends on staff confirming single-animal entry, so external control is a precondition of safe use</w:t>
+              <w:t>Cattle handling carries injury and stress risk [8]; version 1 depends on staff confirming single-animal entry, making external control a precondition of safe use</w:t>
             </w:r>
           </w:p>
         </w:tc>
@@ -3225,7 +3225,7 @@
               <w:rPr>
                 <w:sz w:val="20"/>
               </w:rPr>
-              <w:t>A delayed result must never act on the next animal, and a correct reading must never divert the wrong cow — both are documented failure paths (§2)</w:t>
+              <w:t>A delayed result must never act on the next animal, nor a correct reading divert the wrong cow — documented failure paths (§2)</w:t>
             </w:r>
           </w:p>
         </w:tc>
@@ -3317,7 +3317,7 @@
               <w:rPr>
                 <w:sz w:val="20"/>
               </w:rPr>
-              <w:t>Farm connectivity is unreliable; records must survive outages so verification and reporting can be completed later (§3: scattered records)</w:t>
+              <w:t>Farm connectivity is unreliable; records must survive outages so verification and reporting complete later (§3: scattered records)</w:t>
             </w:r>
           </w:p>
         </w:tc>
@@ -3409,7 +3409,7 @@
               <w:rPr>
                 <w:sz w:val="20"/>
               </w:rPr>
-              <w:t>Statutory duties include updating the holding register within 36 hours and reporting movements within 3 days [4], [5]; internal passage through the race must never be filed as a farm movement</w:t>
+              <w:t>Statutory duties include updating the holding register within 36 hours and reporting movements within 3 days [4], [5]; internal race passage is never filed as a farm movement</w:t>
             </w:r>
           </w:p>
         </w:tc>
@@ -3501,7 +3501,7 @@
               <w:rPr>
                 <w:sz w:val="20"/>
               </w:rPr>
-              <w:t>Keeping passage smooth is a stated customer job (§3); the trial target is 200 head within 90 minutes, counting re-reads and routine reviews</w:t>
+              <w:t>Smooth passage is a stated customer job (§3); the trial target is 200 head within 90 minutes, counting re-reads and reviews</w:t>
             </w:r>
           </w:p>
         </w:tc>
@@ -3593,7 +3593,7 @@
               <w:rPr>
                 <w:sz w:val="20"/>
               </w:rPr>
-              <w:t>Robustness, reliability and maintainability in the actual barn are stated product requirements (§1); equipment must suit real conditions, not only the laboratory</w:t>
+              <w:t>Robustness, reliability and maintainability in the actual barn are stated requirements (§1); equipment must suit real conditions, not only the laboratory</w:t>
             </w:r>
           </w:p>
         </w:tc>
@@ -3685,7 +3685,7 @@
               <w:rPr>
                 <w:sz w:val="20"/>
               </w:rPr>
-              <w:t>Affordability is a stated requirement: price must be justified by value for money, evidenced by measured rather than claimed labour savings (§12)</w:t>
+              <w:t>Affordability is a stated requirement: price justified by value for money, evidenced by measured not claimed labour savings (§12)</w:t>
             </w:r>
           </w:p>
         </w:tc>
@@ -3696,7 +3696,15 @@
         <w:jc w:val="left"/>
       </w:pPr>
       <w:r>
-        <w:t>UR1 acceptance reports confirmed-read accuracy and coverage separately: high accuracy on confirmed reads does not demonstrate adequate identification while many animals remain unresolved.</w:t>
+        <w:t>Acceptance targets are preliminary. UR1: confirmed-read accuracy ≥99.5%, with coverage reported separately — accuracy on confirmed reads alone does not demonstrate adequate identification while many animals remain unresolved. UR2–UR4: every test ends in a review or safe-pause outcome. UR5: planned and actual exits recorded; no silent exceptions.</w:t>
+      </w:r>
+    </w:p>
+    <w:p>
+      <w:pPr>
+        <w:jc w:val="left"/>
+      </w:pPr>
+      <w:r>
+        <w:t>UR6: records complete after outage recovery. UR7: exports carry identity, time and outcome; internal passage is never auto-filed. UR8: the 200-head/90-minute trial. UR9: operation after routine cleaning, with cable protection and maintenance checks. UR10: payback re-evaluated on quoted costs and net savings.</w:t>
       </w:r>
     </w:p>
     <w:p>
@@ -3742,7 +3750,7 @@
         <w:rPr>
           <w:i/>
         </w:rPr>
-        <w:t>Prepared for the line manager. Version 1 is a concept design: staff confirm single-animal entry from outside the race; the system then reads, decides and diverts automatically. Nothing below is yet validated on farm — Section 10.7 defines what must be proven before sale. Figures 1 and 2 show the functional layout and control structure; neither is a construction drawing.</w:t>
+        <w:t>Prepared for the line manager. Version 1 is a concept design: staff confirm single-animal entry from outside the race; the system then reads, decides and diverts automatically. Nothing is yet validated on farm — Section 10.7 defines what must be proven before sale. Neither figure is a construction drawing.</w:t>
       </w:r>
     </w:p>
     <w:p>
@@ -3765,7 +3773,7 @@
         <w:jc w:val="left"/>
       </w:pPr>
       <w:r>
-        <w:t>Animals travel through a single-file race: holding area → gate G0 → buffer section A → gate G1 → detection section B → gate G2 → diversion area with gate D (Figure 1). Interlocked gates keep one animal at a time in the read zone. After reading, gate D selects one of two exits: the normal return channel, or the exception branch through pen gate H to the review pen. All animals leave B moving forward; D forms a guide boundary only and never pushes or squeezes an animal.</w:t>
+        <w:t>Animals travel through a single-file race: holding area → gate G0 → buffer section A → gate G1 → detection section B → gate G2 → diversion area with gate D (Figure 1). After reading, gate D selects one of two exits: the normal return channel, or the exception branch through pen gate H to the review pen. All animals leave B moving forward; D forms a guide boundary only and never pushes or squeezes an animal.</w:t>
       </w:r>
     </w:p>
     <w:p>
@@ -3773,7 +3781,7 @@
         <w:jc w:val="left"/>
       </w:pPr>
       <w:r>
-        <w:t>Version 1 uses one buffer and one detection section; extra forward sections add waiting capacity, not throughput, and add gates and failure points. Adjustable commercial alleys (≈526–800 mm wide, 8 ft and 10 ft modules) indicate the structural envelope [13], [14]. Section length, clear width and antenna height follow CIGR standard dimensions for the target breed — adult Holstein–Friesian dairy cows: ≈1.4 m withers height (CIGR standard 1.44 m in the 650–749 kg class [26]; field average 1.41 m from 1,054 Holstein–Friesian cows [27]), body length ≈1.71–1.75 m and chest width ≈0.60 m [26], [27]; another breed later means re-parameterising from the same tables, not redesigning. Final dimensions and door swings come from the on-farm survey, and module length is never assumed to equal one animal's length. (UR8, UR9)</w:t>
+        <w:t>Version 1 uses one buffer and one detection section; extra forward sections add waiting capacity, not throughput, and add gates and failure points. Adjustable commercial alleys (≈526–800 mm wide, 8 ft and 10 ft modules) indicate the structural envelope [13], [14]; an alley stop may assist backing control but never replaces the separating gate.</w:t>
       </w:r>
     </w:p>
     <w:p>
@@ -3781,7 +3789,23 @@
         <w:jc w:val="left"/>
       </w:pPr>
       <w:r>
-        <w:t xml:space="preserve">The review pen is a temporary holding area for manual verification, not a disease-isolation facility. It has an independent entry with anti-return control and a separate manual handling exit; gate H closes only after an animal has fully passed, and when the pen is full or the branch is blocked, intake stops and upstream pauses. </w:t>
+        <w:t>Section length, clear width and antenna height follow CIGR dimensions for the target breed — adult Holstein–Friesian cows stand ≈1.4 m at the withers (CIGR 1.44 m at 650–749 kg [26]; field mean 1.41 m from 1,054 cows [27]), with body length ≈1.71–1.75 m and chest width ≈0.60 m [26], [27]; another breed means re-parameterising the same tables, not redesigning. Final dimensions and door swings come from the on-farm survey; module length is never assumed to equal one animal's length.</w:t>
+      </w:r>
+    </w:p>
+    <w:p>
+      <w:pPr>
+        <w:jc w:val="left"/>
+      </w:pPr>
+      <w:r>
+        <w:t>The structure is designed for handling welfare — anti-slip drainage, no sharp projections, guarded tracks and hinges, head-neck and leg clearances, a continuous exit boundary and operating positions outside the pen [9]; head restraint stays a reference option, as the design does not assume head fixing. (UR8, UR9)</w:t>
+      </w:r>
+    </w:p>
+    <w:p>
+      <w:pPr>
+        <w:jc w:val="left"/>
+      </w:pPr>
+      <w:r>
+        <w:t xml:space="preserve">The review pen is a temporary holding area for manual verification, not a disease-isolation facility. It has an independent anti-return entry and a separate manual handling exit; gate H closes only after an animal has fully passed; when the pen is full or the branch blocked, intake stops and upstream pauses. Staff operate the pen gate from outside, with safe handling space. </w:t>
       </w:r>
     </w:p>
     <w:p>
@@ -3789,7 +3813,7 @@
         <w:jc w:val="center"/>
       </w:pPr>
       <w:r>
-        <w:t>Capacity follows C ≥ λq × th + Cm (anomaly rate × handling interval + margin) — an average-load relation that does not cover consecutive anomalies, so full-pen monitoring stays mandatory. The budget scenario reuses an existing pen of about six head; as a design floor, a sorting pen should hold at least one side of the milking parlour, with water, feed and lying space [26].</w:t>
+        <w:t>Capacity follows C ≥ λq × th + Cm (anomaly rate × handling interval + margin) — an average-load relation, so full-pen monitoring stays mandatory for consecutive anomalies. The budget scenario reuses an existing pen of about six head; as a floor, a sorting pen should hold at least one side of the milking parlour, with water, feed and lying space [26].</w:t>
       </w:r>
       <w:r/>
       <w:r>
@@ -3859,7 +3883,7 @@
         <w:jc w:val="left"/>
       </w:pPr>
       <w:r>
-        <w:t xml:space="preserve">Six ultrasonic points (U-A, U-IN, U-B1, U-B2, U-N, U-Q) monitor occupancy and passage: distance d = c·Δt/2 is judged against a baseline captured with the race empty, and every point reports </w:t>
+        <w:t xml:space="preserve">Six ultrasonic points (U-A, U-IN, U-B1, U-B2, U-N, U-Q; top-down mounting evaluated first for U-B1/U-B2) monitor occupancy and passage: distance d = c·Δt/2 is judged against an empty-race baseline, and every point reports </w:t>
       </w:r>
       <w:r>
         <w:rPr>
@@ -3886,7 +3910,15 @@
         <w:t>uncertain</w:t>
       </w:r>
       <w:r>
-        <w:t xml:space="preserve"> — no echo, stale data or a device fault means uncertain, never empty, and one echo peak is never counted as one animal [15]. Sensors are evaluated for manufacturer-supported time-shifted transmission to limit crosstalk [16].</w:t>
+        <w:t xml:space="preserve"> — no echo, stale data or a fault means uncertain, never empty, and one echo peak is never one animal [15].</w:t>
+      </w:r>
+    </w:p>
+    <w:p>
+      <w:pPr>
+        <w:jc w:val="left"/>
+      </w:pPr>
+      <w:r>
+        <w:t>Sensors are evaluated for manufacturer-supported time-shifted transmission to limit crosstalk [16]. The six points are a planning configuration: where diversion-area or entry coverage is insufficient, points are added — blind spots are never left for budget reasons.</w:t>
       </w:r>
     </w:p>
     <w:tbl>
@@ -4269,7 +4301,7 @@
               <w:rPr>
                 <w:sz w:val="20"/>
               </w:rPr>
-              <w:t>Cannot prove the tag is intact, or why a read failed</w:t>
+              <w:t>Cannot prove the tag is intact, why a read failed, or that one number means one animal</w:t>
             </w:r>
           </w:p>
         </w:tc>
@@ -4487,7 +4519,7 @@
         <w:jc w:val="left"/>
       </w:pPr>
       <w:r>
-        <w:t xml:space="preserve">Concept electrical structure: site supply → isolation, protection and distribution → drive circuits and control supply; sensors and gate-position feedback wire to the PLC; e-stop, obstruction and guarding devices wire to an independent safety chain (Figure 2). The PLC </w:t>
+        <w:t xml:space="preserve">Concept interfaces are listed below (Figure 2); voltages, drive power, cable protection and earthing follow the selected equipment and site design — this is not a construction circuit diagram. The PLC </w:t>
       </w:r>
       <w:r>
         <w:rPr>
@@ -4510,11 +4542,473 @@
     </w:p>
     <w:p>
       <w:pPr>
+        <w:jc w:val="left"/>
+      </w:pPr>
+      <w:r>
+        <w:t>Safety-related control functions are specified by risk assessment following ISO 13849-1 — citing the standard claims no achieved performance level [25]. Anti-pinch protection combines validated coverage detection and obstruction response with mechanical guarding; ultrasonic points are never the sole protection.</w:t>
+      </w:r>
+    </w:p>
+    <w:p>
+      <w:pPr>
+        <w:jc w:val="left"/>
+      </w:pPr>
+      <w:r>
+        <w:t>On power loss, hazardous motion stops and gates hold a defined state — never simply all-closed or all-open; a short backup keeps the controller alive to save state and signal. Staff free animals from outside; after restoration the system verifies actual gate and occupancy state and never resumes an interrupted motion. Use, training and inspection follow HSE guidance [8]. (UR4, UR5)</w:t>
+      </w:r>
+    </w:p>
+    <w:tbl>
+      <w:tblPr>
+        <w:tblW w:type="pct" w:w="5000"/>
+        <w:tblLook w:firstColumn="1" w:firstRow="1" w:lastColumn="0" w:lastRow="0" w:noHBand="0" w:noVBand="1" w:val="04A0"/>
+        <w:tblLayout w:type="autofit"/>
+      </w:tblPr>
+      <w:tblGrid>
+        <w:gridCol w:w="4320"/>
+        <w:gridCol w:w="4320"/>
+      </w:tblGrid>
+      <w:tr>
+        <w:tc>
+          <w:tcPr>
+            <w:tcW w:type="dxa" w:w="4320"/>
+            <w:vAlign w:val="center"/>
+            <w:tcBorders>
+              <w:top w:val="single" w:sz="6" w:space="0" w:color="E5E7EB"/>
+              <w:bottom w:val="single" w:sz="6" w:space="0" w:color="E5E7EB"/>
+              <w:left w:val="single" w:sz="6" w:space="0" w:color="E5E7EB"/>
+              <w:right w:val="single" w:sz="6" w:space="0" w:color="E5E7EB"/>
+            </w:tcBorders>
+            <w:shd w:val="clear" w:color="auto" w:fill="F3F4F6"/>
+            <w:tcMar>
+              <w:top w:w="120" w:type="dxa"/>
+              <w:bottom w:w="120" w:type="dxa"/>
+              <w:left w:w="168" w:type="dxa"/>
+              <w:right w:w="168" w:type="dxa"/>
+            </w:tcMar>
+          </w:tcPr>
+          <w:p>
+            <w:pPr>
+              <w:jc w:val="left"/>
+              <w:spacing w:line="240" w:lineRule="auto" w:before="50" w:after="50"/>
+            </w:pPr>
+            <w:r>
+              <w:rPr>
+                <w:b/>
+                <w:sz w:val="20"/>
+              </w:rPr>
+              <w:t>Interface</w:t>
+            </w:r>
+          </w:p>
+        </w:tc>
+        <w:tc>
+          <w:tcPr>
+            <w:tcW w:type="dxa" w:w="4320"/>
+            <w:vAlign w:val="center"/>
+            <w:tcBorders>
+              <w:top w:val="single" w:sz="6" w:space="0" w:color="E5E7EB"/>
+              <w:bottom w:val="single" w:sz="6" w:space="0" w:color="E5E7EB"/>
+              <w:left w:val="single" w:sz="6" w:space="0" w:color="E5E7EB"/>
+              <w:right w:val="single" w:sz="6" w:space="0" w:color="E5E7EB"/>
+            </w:tcBorders>
+            <w:shd w:val="clear" w:color="auto" w:fill="F3F4F6"/>
+            <w:tcMar>
+              <w:top w:w="120" w:type="dxa"/>
+              <w:bottom w:w="120" w:type="dxa"/>
+              <w:left w:w="168" w:type="dxa"/>
+              <w:right w:w="168" w:type="dxa"/>
+            </w:tcMar>
+          </w:tcPr>
+          <w:p>
+            <w:pPr>
+              <w:jc w:val="left"/>
+              <w:spacing w:line="240" w:lineRule="auto" w:before="50" w:after="50"/>
+            </w:pPr>
+            <w:r>
+              <w:rPr>
+                <w:b/>
+                <w:sz w:val="20"/>
+              </w:rPr>
+              <w:t>Signal or data</w:t>
+            </w:r>
+          </w:p>
+        </w:tc>
+      </w:tr>
+      <w:tr>
+        <w:tc>
+          <w:tcPr>
+            <w:tcW w:type="dxa" w:w="4320"/>
+            <w:vAlign w:val="center"/>
+            <w:tcBorders>
+              <w:top w:val="single" w:sz="6" w:space="0" w:color="E5E7EB"/>
+              <w:bottom w:val="single" w:sz="6" w:space="0" w:color="E5E7EB"/>
+              <w:left w:val="single" w:sz="6" w:space="0" w:color="E5E7EB"/>
+              <w:right w:val="single" w:sz="6" w:space="0" w:color="E5E7EB"/>
+            </w:tcBorders>
+            <w:tcMar>
+              <w:top w:w="120" w:type="dxa"/>
+              <w:bottom w:w="120" w:type="dxa"/>
+              <w:left w:w="168" w:type="dxa"/>
+              <w:right w:w="168" w:type="dxa"/>
+            </w:tcMar>
+          </w:tcPr>
+          <w:p>
+            <w:pPr>
+              <w:jc w:val="left"/>
+              <w:spacing w:line="240" w:lineRule="auto" w:before="50" w:after="50"/>
+            </w:pPr>
+            <w:r>
+              <w:rPr>
+                <w:sz w:val="20"/>
+              </w:rPr>
+              <w:t>Ultrasonic — PLC</w:t>
+            </w:r>
+          </w:p>
+        </w:tc>
+        <w:tc>
+          <w:tcPr>
+            <w:tcW w:type="dxa" w:w="4320"/>
+            <w:vAlign w:val="center"/>
+            <w:tcBorders>
+              <w:top w:val="single" w:sz="6" w:space="0" w:color="E5E7EB"/>
+              <w:bottom w:val="single" w:sz="6" w:space="0" w:color="E5E7EB"/>
+              <w:left w:val="single" w:sz="6" w:space="0" w:color="E5E7EB"/>
+              <w:right w:val="single" w:sz="6" w:space="0" w:color="E5E7EB"/>
+            </w:tcBorders>
+            <w:tcMar>
+              <w:top w:w="120" w:type="dxa"/>
+              <w:bottom w:w="120" w:type="dxa"/>
+              <w:left w:w="168" w:type="dxa"/>
+              <w:right w:w="168" w:type="dxa"/>
+            </w:tcMar>
+          </w:tcPr>
+          <w:p>
+            <w:pPr>
+              <w:jc w:val="left"/>
+              <w:spacing w:line="240" w:lineRule="auto" w:before="50" w:after="50"/>
+            </w:pPr>
+            <w:r>
+              <w:rPr>
+                <w:sz w:val="20"/>
+              </w:rPr>
+              <w:t>Distance, status, update time, diagnostics</w:t>
+            </w:r>
+          </w:p>
+        </w:tc>
+      </w:tr>
+      <w:tr>
+        <w:tc>
+          <w:tcPr>
+            <w:tcW w:type="dxa" w:w="4320"/>
+            <w:vAlign w:val="center"/>
+            <w:tcBorders>
+              <w:top w:val="single" w:sz="6" w:space="0" w:color="E5E7EB"/>
+              <w:bottom w:val="single" w:sz="6" w:space="0" w:color="E5E7EB"/>
+              <w:left w:val="single" w:sz="6" w:space="0" w:color="E5E7EB"/>
+              <w:right w:val="single" w:sz="6" w:space="0" w:color="E5E7EB"/>
+            </w:tcBorders>
+            <w:tcMar>
+              <w:top w:w="120" w:type="dxa"/>
+              <w:bottom w:w="120" w:type="dxa"/>
+              <w:left w:w="168" w:type="dxa"/>
+              <w:right w:w="168" w:type="dxa"/>
+            </w:tcMar>
+          </w:tcPr>
+          <w:p>
+            <w:pPr>
+              <w:jc w:val="left"/>
+              <w:spacing w:line="240" w:lineRule="auto" w:before="50" w:after="50"/>
+            </w:pPr>
+            <w:r>
+              <w:rPr>
+                <w:sz w:val="20"/>
+              </w:rPr>
+              <w:t>RFID — PLC</w:t>
+            </w:r>
+          </w:p>
+        </w:tc>
+        <w:tc>
+          <w:tcPr>
+            <w:tcW w:type="dxa" w:w="4320"/>
+            <w:vAlign w:val="center"/>
+            <w:tcBorders>
+              <w:top w:val="single" w:sz="6" w:space="0" w:color="E5E7EB"/>
+              <w:bottom w:val="single" w:sz="6" w:space="0" w:color="E5E7EB"/>
+              <w:left w:val="single" w:sz="6" w:space="0" w:color="E5E7EB"/>
+              <w:right w:val="single" w:sz="6" w:space="0" w:color="E5E7EB"/>
+            </w:tcBorders>
+            <w:tcMar>
+              <w:top w:w="120" w:type="dxa"/>
+              <w:bottom w:w="120" w:type="dxa"/>
+              <w:left w:w="168" w:type="dxa"/>
+              <w:right w:w="168" w:type="dxa"/>
+            </w:tcMar>
+          </w:tcPr>
+          <w:p>
+            <w:pPr>
+              <w:jc w:val="left"/>
+              <w:spacing w:line="240" w:lineRule="auto" w:before="50" w:after="50"/>
+            </w:pPr>
+            <w:r>
+              <w:rPr>
+                <w:sz w:val="20"/>
+              </w:rPr>
+              <w:t>Number, receive time, device status</w:t>
+            </w:r>
+          </w:p>
+        </w:tc>
+      </w:tr>
+      <w:tr>
+        <w:tc>
+          <w:tcPr>
+            <w:tcW w:type="dxa" w:w="4320"/>
+            <w:vAlign w:val="center"/>
+            <w:tcBorders>
+              <w:top w:val="single" w:sz="6" w:space="0" w:color="E5E7EB"/>
+              <w:bottom w:val="single" w:sz="6" w:space="0" w:color="E5E7EB"/>
+              <w:left w:val="single" w:sz="6" w:space="0" w:color="E5E7EB"/>
+              <w:right w:val="single" w:sz="6" w:space="0" w:color="E5E7EB"/>
+            </w:tcBorders>
+            <w:tcMar>
+              <w:top w:w="120" w:type="dxa"/>
+              <w:bottom w:w="120" w:type="dxa"/>
+              <w:left w:w="168" w:type="dxa"/>
+              <w:right w:w="168" w:type="dxa"/>
+            </w:tcMar>
+          </w:tcPr>
+          <w:p>
+            <w:pPr>
+              <w:jc w:val="left"/>
+              <w:spacing w:line="240" w:lineRule="auto" w:before="50" w:after="50"/>
+            </w:pPr>
+            <w:r>
+              <w:rPr>
+                <w:sz w:val="20"/>
+              </w:rPr>
+              <w:t>Gate position — PLC</w:t>
+            </w:r>
+          </w:p>
+        </w:tc>
+        <w:tc>
+          <w:tcPr>
+            <w:tcW w:type="dxa" w:w="4320"/>
+            <w:vAlign w:val="center"/>
+            <w:tcBorders>
+              <w:top w:val="single" w:sz="6" w:space="0" w:color="E5E7EB"/>
+              <w:bottom w:val="single" w:sz="6" w:space="0" w:color="E5E7EB"/>
+              <w:left w:val="single" w:sz="6" w:space="0" w:color="E5E7EB"/>
+              <w:right w:val="single" w:sz="6" w:space="0" w:color="E5E7EB"/>
+            </w:tcBorders>
+            <w:tcMar>
+              <w:top w:w="120" w:type="dxa"/>
+              <w:bottom w:w="120" w:type="dxa"/>
+              <w:left w:w="168" w:type="dxa"/>
+              <w:right w:w="168" w:type="dxa"/>
+            </w:tcMar>
+          </w:tcPr>
+          <w:p>
+            <w:pPr>
+              <w:jc w:val="left"/>
+              <w:spacing w:line="240" w:lineRule="auto" w:before="50" w:after="50"/>
+            </w:pPr>
+            <w:r>
+              <w:rPr>
+                <w:sz w:val="20"/>
+              </w:rPr>
+              <w:t>Open, closed, locked, fault</w:t>
+            </w:r>
+          </w:p>
+        </w:tc>
+      </w:tr>
+      <w:tr>
+        <w:tc>
+          <w:tcPr>
+            <w:tcW w:type="dxa" w:w="4320"/>
+            <w:vAlign w:val="center"/>
+            <w:tcBorders>
+              <w:top w:val="single" w:sz="6" w:space="0" w:color="E5E7EB"/>
+              <w:bottom w:val="single" w:sz="6" w:space="0" w:color="E5E7EB"/>
+              <w:left w:val="single" w:sz="6" w:space="0" w:color="E5E7EB"/>
+              <w:right w:val="single" w:sz="6" w:space="0" w:color="E5E7EB"/>
+            </w:tcBorders>
+            <w:tcMar>
+              <w:top w:w="120" w:type="dxa"/>
+              <w:bottom w:w="120" w:type="dxa"/>
+              <w:left w:w="168" w:type="dxa"/>
+              <w:right w:w="168" w:type="dxa"/>
+            </w:tcMar>
+          </w:tcPr>
+          <w:p>
+            <w:pPr>
+              <w:jc w:val="left"/>
+              <w:spacing w:line="240" w:lineRule="auto" w:before="50" w:after="50"/>
+            </w:pPr>
+            <w:r>
+              <w:rPr>
+                <w:sz w:val="20"/>
+              </w:rPr>
+              <w:t>Safety devices — safety chain</w:t>
+            </w:r>
+          </w:p>
+        </w:tc>
+        <w:tc>
+          <w:tcPr>
+            <w:tcW w:type="dxa" w:w="4320"/>
+            <w:vAlign w:val="center"/>
+            <w:tcBorders>
+              <w:top w:val="single" w:sz="6" w:space="0" w:color="E5E7EB"/>
+              <w:bottom w:val="single" w:sz="6" w:space="0" w:color="E5E7EB"/>
+              <w:left w:val="single" w:sz="6" w:space="0" w:color="E5E7EB"/>
+              <w:right w:val="single" w:sz="6" w:space="0" w:color="E5E7EB"/>
+            </w:tcBorders>
+            <w:tcMar>
+              <w:top w:w="120" w:type="dxa"/>
+              <w:bottom w:w="120" w:type="dxa"/>
+              <w:left w:w="168" w:type="dxa"/>
+              <w:right w:w="168" w:type="dxa"/>
+            </w:tcMar>
+          </w:tcPr>
+          <w:p>
+            <w:pPr>
+              <w:jc w:val="left"/>
+              <w:spacing w:line="240" w:lineRule="auto" w:before="50" w:after="50"/>
+            </w:pPr>
+            <w:r>
+              <w:rPr>
+                <w:sz w:val="20"/>
+              </w:rPr>
+              <w:t>E-stop, obstruction, guard status</w:t>
+            </w:r>
+          </w:p>
+        </w:tc>
+      </w:tr>
+      <w:tr>
+        <w:tc>
+          <w:tcPr>
+            <w:tcW w:type="dxa" w:w="4320"/>
+            <w:vAlign w:val="center"/>
+            <w:tcBorders>
+              <w:top w:val="single" w:sz="6" w:space="0" w:color="E5E7EB"/>
+              <w:bottom w:val="single" w:sz="6" w:space="0" w:color="E5E7EB"/>
+              <w:left w:val="single" w:sz="6" w:space="0" w:color="E5E7EB"/>
+              <w:right w:val="single" w:sz="6" w:space="0" w:color="E5E7EB"/>
+            </w:tcBorders>
+            <w:tcMar>
+              <w:top w:w="120" w:type="dxa"/>
+              <w:bottom w:w="120" w:type="dxa"/>
+              <w:left w:w="168" w:type="dxa"/>
+              <w:right w:w="168" w:type="dxa"/>
+            </w:tcMar>
+          </w:tcPr>
+          <w:p>
+            <w:pPr>
+              <w:jc w:val="left"/>
+              <w:spacing w:line="240" w:lineRule="auto" w:before="50" w:after="50"/>
+            </w:pPr>
+            <w:r>
+              <w:rPr>
+                <w:sz w:val="20"/>
+              </w:rPr>
+              <w:t>PLC — drives</w:t>
+            </w:r>
+          </w:p>
+        </w:tc>
+        <w:tc>
+          <w:tcPr>
+            <w:tcW w:type="dxa" w:w="4320"/>
+            <w:vAlign w:val="center"/>
+            <w:tcBorders>
+              <w:top w:val="single" w:sz="6" w:space="0" w:color="E5E7EB"/>
+              <w:bottom w:val="single" w:sz="6" w:space="0" w:color="E5E7EB"/>
+              <w:left w:val="single" w:sz="6" w:space="0" w:color="E5E7EB"/>
+              <w:right w:val="single" w:sz="6" w:space="0" w:color="E5E7EB"/>
+            </w:tcBorders>
+            <w:tcMar>
+              <w:top w:w="120" w:type="dxa"/>
+              <w:bottom w:w="120" w:type="dxa"/>
+              <w:left w:w="168" w:type="dxa"/>
+              <w:right w:w="168" w:type="dxa"/>
+            </w:tcMar>
+          </w:tcPr>
+          <w:p>
+            <w:pPr>
+              <w:jc w:val="left"/>
+              <w:spacing w:line="240" w:lineRule="auto" w:before="50" w:after="50"/>
+            </w:pPr>
+            <w:r>
+              <w:rPr>
+                <w:sz w:val="20"/>
+              </w:rPr>
+              <w:t>Open, close, stop requests</w:t>
+            </w:r>
+          </w:p>
+        </w:tc>
+      </w:tr>
+      <w:tr>
+        <w:tc>
+          <w:tcPr>
+            <w:tcW w:type="dxa" w:w="4320"/>
+            <w:vAlign w:val="center"/>
+            <w:tcBorders>
+              <w:top w:val="single" w:sz="6" w:space="0" w:color="E5E7EB"/>
+              <w:bottom w:val="single" w:sz="6" w:space="0" w:color="E5E7EB"/>
+              <w:left w:val="single" w:sz="6" w:space="0" w:color="E5E7EB"/>
+              <w:right w:val="single" w:sz="6" w:space="0" w:color="E5E7EB"/>
+            </w:tcBorders>
+            <w:tcMar>
+              <w:top w:w="120" w:type="dxa"/>
+              <w:bottom w:w="120" w:type="dxa"/>
+              <w:left w:w="168" w:type="dxa"/>
+              <w:right w:w="168" w:type="dxa"/>
+            </w:tcMar>
+          </w:tcPr>
+          <w:p>
+            <w:pPr>
+              <w:jc w:val="left"/>
+              <w:spacing w:line="240" w:lineRule="auto" w:before="50" w:after="50"/>
+            </w:pPr>
+            <w:r>
+              <w:rPr>
+                <w:sz w:val="20"/>
+              </w:rPr>
+              <w:t>Data system — farm software</w:t>
+            </w:r>
+          </w:p>
+        </w:tc>
+        <w:tc>
+          <w:tcPr>
+            <w:tcW w:type="dxa" w:w="4320"/>
+            <w:vAlign w:val="center"/>
+            <w:tcBorders>
+              <w:top w:val="single" w:sz="6" w:space="0" w:color="E5E7EB"/>
+              <w:bottom w:val="single" w:sz="6" w:space="0" w:color="E5E7EB"/>
+              <w:left w:val="single" w:sz="6" w:space="0" w:color="E5E7EB"/>
+              <w:right w:val="single" w:sz="6" w:space="0" w:color="E5E7EB"/>
+            </w:tcBorders>
+            <w:tcMar>
+              <w:top w:w="120" w:type="dxa"/>
+              <w:bottom w:w="120" w:type="dxa"/>
+              <w:left w:w="168" w:type="dxa"/>
+              <w:right w:w="168" w:type="dxa"/>
+            </w:tcMar>
+          </w:tcPr>
+          <w:p>
+            <w:pPr>
+              <w:jc w:val="left"/>
+              <w:spacing w:line="240" w:lineRule="auto" w:before="50" w:after="50"/>
+            </w:pPr>
+            <w:r>
+              <w:rPr>
+                <w:sz w:val="20"/>
+              </w:rPr>
+              <w:t>Verified export or authorised interface</w:t>
+            </w:r>
+          </w:p>
+        </w:tc>
+      </w:tr>
+    </w:tbl>
+    <w:p>
+      <w:pPr>
         <w:jc w:val="center"/>
       </w:pPr>
-      <w:r>
-        <w:t>Safety-related control functions are specified by risk assessment following ISO 13849-1 — citing the standard claims no achieved performance level [25]. Drives report open, closed, locked and fault positions. Anti-pinch protection combines validated coverage detection and obstruction response with mechanical guarding; ultrasonic points are never the sole protection. On power loss the system stops hazardous motion and holds a defined, controlled gate state (not all gates simply closing or opening); a short backup supply keeps the controller alive to save state and signal. Staff release drives and free animals from outside the equipment; after power restoration the system verifies actual gate and occupancy state before resuming and never continues an interrupted motion. Use, training and inspection follow HSE livestock guidance [8]. (UR4, UR5)</w:t>
-      </w:r>
       <w:r/>
       <w:r>
         <w:drawing>
@@ -5529,7 +6023,7 @@
         <w:jc w:val="left"/>
       </w:pPr>
       <w:r>
-        <w:t>Within one event, repeated reads of the same number are de-duplicated, re-reads are limited, and a late result from a finished event stays in the log, never acting on the next animal.</w:t>
+        <w:t>Late results from a finished event stay in the log and never act on the next animal. These interlocks alone do not guarantee a single first entry — first entry and following separation are validated separately. Staff confirmation of single-animal entry is removed only after automatic separation, anti-pinch and exception handling are validated; version 1 economics include staff time.</w:t>
       </w:r>
     </w:p>
     <w:tbl>
@@ -5665,7 +6159,7 @@
               <w:rPr>
                 <w:sz w:val="20"/>
               </w:rPr>
-              <w:t>Normal return</w:t>
+              <w:t>Normal return — tag appearance not checked</w:t>
             </w:r>
           </w:p>
         </w:tc>
@@ -5924,7 +6418,7 @@
         <w:jc w:val="left"/>
       </w:pPr>
       <w:r>
-        <w:t>An unread animal is still managed by its event number while in B, but when mechanical state is unknown, automatic diversion stops. Consecutive no-read events trigger a reader diagnostic check, so a faulty reader cannot divert a whole group. (UR1–UR5)</w:t>
+        <w:t>An unread animal is still managed by its event number in B, but when mechanical state is unknown, automatic diversion stops; consecutive no-reads trigger a reader diagnostic, so a faulty reader cannot divert a whole group. (UR1–UR5)</w:t>
       </w:r>
     </w:p>
     <w:p>
@@ -5947,7 +6441,7 @@
         <w:jc w:val="left"/>
       </w:pPr>
       <w:r>
-        <w:t>Each event stores: event ID, start/end, scan and release times, occupancy and gate summaries, raw and de-duplicated reads, device diagnostics, decision reason, planned and confirmed exit, handling staff and change history. The event ID is separate from the official identity: when no number is read, the identity field stays empty, and staff link it after manual verification, keeping the original exception and the change record [3].</w:t>
+        <w:t>Each event stores: event ID, start/end, scan and release times, occupancy and gate summaries, raw and de-duplicated reads, device diagnostics, decision reason, planned and confirmed exit, handling staff and change history.</w:t>
       </w:r>
     </w:p>
     <w:p>
@@ -5955,7 +6449,15 @@
         <w:jc w:val="left"/>
       </w:pPr>
       <w:r>
-        <w:t>The interface shows four states — electronically verified, identity pending review, equipment/race fault, manually resolved — plus current event and pen load, with permission-controlled manual actions and a daily report. A reader fault is never displayed as a damaged tag. (UR5–UR7)</w:t>
+        <w:t>The event ID is separate from official identity: with no read, the identity field stays empty and staff link it after manual verification, keeping the original exception and change record [3]; where both official visual identifiers are insufficient, the official procedure is followed — a substitute official number is never created.</w:t>
+      </w:r>
+    </w:p>
+    <w:p>
+      <w:pPr>
+        <w:jc w:val="left"/>
+      </w:pPr>
+      <w:r>
+        <w:t>The interface shows four states — electronically verified, identity pending review, equipment/race fault, manually resolved — plus current event and pen load, with permission-controlled manual actions and a daily report of open events and maintenance records. A reader fault is never displayed as a damaged tag. (UR5–UR7)</w:t>
       </w:r>
     </w:p>
     <w:p>
@@ -5978,7 +6480,7 @@
         <w:jc w:val="left"/>
       </w:pPr>
       <w:r>
-        <w:t>Version 1 stores locally and produces audited exports; no direct LIS connection is claimed. Once the interface specification and authorisation exist, an adaptation layer will distinguish internal passage from reportable movements, validate numbers and fields, keep submissions and receipts, prevent duplicates, and cache offline submissions for reconciliation [1], [4], [5].</w:t>
+        <w:t>Version 1 stores locally and produces audited exports; no direct LIS connection is claimed. Once the interface specification and authorisation exist, an adaptation layer will distinguish internal passage from reportable movements, validate numbers and fields, keep submissions and receipts, prevent duplicates, and cache offline submissions [1], [4], [5].</w:t>
       </w:r>
     </w:p>
     <w:p>
@@ -6017,7 +6519,7 @@
         <w:jc w:val="left"/>
       </w:pPr>
       <w:r>
-        <w:t>The throughput target is 150 head/hour (≈24 s per animal for entry, door actions, scan and handling) against a trial requirement of 200 head in 90 minutes (≈133 head/hour) including re-reads and routine reviews; if the target is missed, the location, flow or structure is adjusted — safety confirmations are never cut. (UR8, UR10)</w:t>
+        <w:t>The throughput target is 150 head/hour (≈24 s per animal for entry, door actions, scan and handling) against a trial requirement of 200 head in 90 minutes (≈133 head/hour) including re-reads and reviews; if missed, location, flow or structure is adjusted — safety confirmations are never cut. (UR8, UR10)</w:t>
       </w:r>
     </w:p>
     <w:tbl>
@@ -6524,6 +7026,98 @@
               <w:rPr>
                 <w:sz w:val="20"/>
               </w:rPr>
+              <w:t>Tag conditions</w:t>
+            </w:r>
+          </w:p>
+        </w:tc>
+        <w:tc>
+          <w:tcPr>
+            <w:tcW w:type="dxa" w:w="2880"/>
+            <w:vAlign w:val="center"/>
+            <w:tcBorders>
+              <w:top w:val="single" w:sz="6" w:space="0" w:color="E5E7EB"/>
+              <w:bottom w:val="single" w:sz="6" w:space="0" w:color="E5E7EB"/>
+              <w:left w:val="single" w:sz="6" w:space="0" w:color="E5E7EB"/>
+              <w:right w:val="single" w:sz="6" w:space="0" w:color="E5E7EB"/>
+            </w:tcBorders>
+            <w:tcMar>
+              <w:top w:w="120" w:type="dxa"/>
+              <w:bottom w:w="120" w:type="dxa"/>
+              <w:left w:w="168" w:type="dxa"/>
+              <w:right w:w="168" w:type="dxa"/>
+            </w:tcMar>
+          </w:tcPr>
+          <w:p>
+            <w:pPr>
+              <w:jc w:val="left"/>
+              <w:spacing w:line="240" w:lineRule="auto" w:before="50" w:after="50"/>
+            </w:pPr>
+            <w:r>
+              <w:rPr>
+                <w:sz w:val="20"/>
+              </w:rPr>
+              <w:t>Working, dead, missing, cracked-but-readable, neighbour-read tags</w:t>
+            </w:r>
+          </w:p>
+        </w:tc>
+        <w:tc>
+          <w:tcPr>
+            <w:tcW w:type="dxa" w:w="2880"/>
+            <w:vAlign w:val="center"/>
+            <w:tcBorders>
+              <w:top w:val="single" w:sz="6" w:space="0" w:color="E5E7EB"/>
+              <w:bottom w:val="single" w:sz="6" w:space="0" w:color="E5E7EB"/>
+              <w:left w:val="single" w:sz="6" w:space="0" w:color="E5E7EB"/>
+              <w:right w:val="single" w:sz="6" w:space="0" w:color="E5E7EB"/>
+            </w:tcBorders>
+            <w:tcMar>
+              <w:top w:w="120" w:type="dxa"/>
+              <w:bottom w:w="120" w:type="dxa"/>
+              <w:left w:w="168" w:type="dxa"/>
+              <w:right w:w="168" w:type="dxa"/>
+            </w:tcMar>
+          </w:tcPr>
+          <w:p>
+            <w:pPr>
+              <w:jc w:val="left"/>
+              <w:spacing w:line="240" w:lineRule="auto" w:before="50" w:after="50"/>
+            </w:pPr>
+            <w:r>
+              <w:rPr>
+                <w:sz w:val="20"/>
+              </w:rPr>
+              <w:t>Mis-diversion and misses recorded separately</w:t>
+            </w:r>
+          </w:p>
+        </w:tc>
+      </w:tr>
+      <w:tr>
+        <w:tc>
+          <w:tcPr>
+            <w:tcW w:type="dxa" w:w="2880"/>
+            <w:vAlign w:val="center"/>
+            <w:tcBorders>
+              <w:top w:val="single" w:sz="6" w:space="0" w:color="E5E7EB"/>
+              <w:bottom w:val="single" w:sz="6" w:space="0" w:color="E5E7EB"/>
+              <w:left w:val="single" w:sz="6" w:space="0" w:color="E5E7EB"/>
+              <w:right w:val="single" w:sz="6" w:space="0" w:color="E5E7EB"/>
+            </w:tcBorders>
+            <w:tcMar>
+              <w:top w:w="120" w:type="dxa"/>
+              <w:bottom w:w="120" w:type="dxa"/>
+              <w:left w:w="168" w:type="dxa"/>
+              <w:right w:w="168" w:type="dxa"/>
+            </w:tcMar>
+          </w:tcPr>
+          <w:p>
+            <w:pPr>
+              <w:jc w:val="left"/>
+              <w:spacing w:line="240" w:lineRule="auto" w:before="50" w:after="50"/>
+            </w:pPr>
+            <w:r>
+              <w:rPr>
+                <w:sz w:val="20"/>
+              </w:rPr>
               <w:t>Farm pilot</w:t>
             </w:r>
           </w:p>
@@ -6648,7 +7242,25 @@
           <w:color w:val="6B7280"/>
           <w:sz w:val="20"/>
         </w:rPr>
-        <w:t>/ZfW6mX-Dairy-Roadmap-Climate-Ambition-Final-Version.pdf</w:t>
+        <w:t>/</w:t>
+      </w:r>
+      <w:r>
+        <w:rPr>
+          <w:rFonts w:ascii="微软雅黑" w:eastAsia="微软雅黑" w:hAnsi="微软雅黑" w:cs="微软雅黑" w:hint="eastAsia"/>
+          <w:i/>
+          <w:color w:val="6B7280"/>
+          <w:sz w:val="20"/>
+          <w:lang w:eastAsia="zh-CN"/>
+        </w:rPr>
+        <w:t>乳业气候雄心报告</w:t>
+      </w:r>
+      <w:r>
+        <w:rPr>
+          <w:i/>
+          <w:color w:val="6B7280"/>
+          <w:sz w:val="20"/>
+        </w:rPr>
+        <w:t>_DairyRoadmap2021.pdf</w:t>
       </w:r>
     </w:p>
     <w:p>
